--- a/example_articles/countries/Chile/1.countries_Chile_New_York_Times.docx
+++ b/example_articles/countries/Chile/1.countries_Chile_New_York_Times.docx
@@ -27,17 +27,17 @@
     </w:p>
     <w:p>
       <w:r>
-        <w:t>Source File: NYT/47.DOCX</w:t>
+        <w:t>Source file: NYT/47.DOCX</w:t>
       </w:r>
     </w:p>
     <w:p>
       <w:r>
-        <w:t>Raw locations result: ['Chile']</w:t>
+        <w:t>Raw locations result, 'locations': ['Chile']</w:t>
       </w:r>
     </w:p>
     <w:p>
       <w:r>
-        <w:t>countries_stand_flat (Standardized): Chile</w:t>
+        <w:t>Standardized locations result, 'countries_stand_flat': Chile</w:t>
       </w:r>
     </w:p>
     <w:p>

--- a/example_articles/countries/Chile/1.countries_Chile_New_York_Times.docx
+++ b/example_articles/countries/Chile/1.countries_Chile_New_York_Times.docx
@@ -7,7 +7,9 @@
         <w:pStyle w:val="Heading1"/>
       </w:pPr>
       <w:r>
-        <w:t>Mexico's Influential Long Shot</w:t>
+        <w:t>FILM;</w:t>
+        <w:br/>
+        <w:t>Wanted: Actress to Play Pakistani, Chilean or Indian</w:t>
       </w:r>
     </w:p>
     <w:p>
@@ -17,17 +19,17 @@
     </w:p>
     <w:p>
       <w:r>
-        <w:t>Date: 2000-06-17</w:t>
+        <w:t>Date: 1993-10-31</w:t>
       </w:r>
     </w:p>
     <w:p>
       <w:r>
-        <w:t>Section: Section A; ; Section A; Page 4; Column 1; Foreign Desk ; Column 1;</w:t>
+        <w:t>Section: Section 2;; Section 2; Page 28; Column 1; Arts &amp; Leisure Desk; Column 1;; Biography</w:t>
       </w:r>
     </w:p>
     <w:p>
       <w:r>
-        <w:t>Source file: NYT/47.DOCX</w:t>
+        <w:t>Source file: NYT/29.DOCX</w:t>
       </w:r>
     </w:p>
     <w:p>
@@ -49,65 +51,35 @@
     </w:p>
     <w:p>
       <w:r>
-        <w:t>His hair is shot through with gray, his shoulders slope, and his ravine jowls have grown even deeper. But Cuauhtemoc Cardenas, the battle-horse leader of the leftist opposition, is running for president for the third time. And despite the long odds, his determination seems unchanged.</w:t>
+        <w:t>Sarita Choudhury is decked out in navy warm-up pants, a tatty blue T-shirt and worn Army boots -- all topped by a leonine mane of unbrushed hair. She appears worlds away from the traditional, sari-wearing Mina, the character she played in her first film, "Mississippi Masala." But after ordering a cappuccino at a restaurant in Greenwich Village and lighting up the first of several Marlboros, it becomes apparent that Ms. Choudhury has at least one thing in common with her fictional counterpart.</w:t>
         <w:br/>
-        <w:t>After months when Mr. Cardenas's stolid campaign seemed stalled, it has picked up steam. He is still well behind the two leaders. But because of the peculiar arithmetic of three-way politics here, Mr. Cardenas's surge has made him the pivotal player in the most contested presidential race in Mexican history.</w:t>
+        <w:t>"Don't write how much I smoke," she says in a throaty baritone. "My parents will kill me!"</w:t>
         <w:br/>
-        <w:t>His gain mainly takes votes away from Vicente Fox Quesada, who is also battling to oust the Institutional Revolutionary Party, known as the PRI, from the presidency that it has controlled for seven decades. Because polls show that Mr. Fox is locked in a tie with the candidate of the governing party, Francisco Labastida Ochoa, Mr. Cardenas's pull on opposition voters could be just enough to cost Mr. Fox the election on July 2.</w:t>
+        <w:t>Despite the success of the 1992 film "Mississippi Masala," the interracial love story between a rural black man and an Indian woman that became an unexpected art-house hit, Ms. Choudhury has started her acting career over again, at the bottom. Although she has parts in three forthcoming films, either the movies are small and idiosyncratic or her part is minor.</w:t>
         <w:br/>
-        <w:t>And if Mr. Cardenas threw any support to Mr. Fox, he could tip the balloting the other way.</w:t>
+        <w:t>In "Wild West," which opens on Friday, she appears as a Pakistani woman fleeing her abusive husband. The woman becomes a singer for three Pakistani brothers who seek success as country-and-western stars in London. In a forthcoming screen adaptation of "House of the Spirits," Isabel Allende's 1985 novel about a Chilean family, Ms. Choudhury has a small part as a working-class woman who is raped by an aristocratic landowner (Jeremy Irons); the film, directed by Bille August, opens early next year. In "Fresh Kill," a low-budget apocalyptic fable awaiting a distributor, she plays an Indian lesbian raising a black child with her white partner.</w:t>
         <w:br/>
-        <w:t>But Mr. Cardenas has disdained exercising his kingmaking powers. Instead, he is tenaciously riding his campaign bus from village to village, just as if he were on the cusp of victory, pitching his nationalist platform, opposing free trade and showering rebuke equally on his rivals.</w:t>
+        <w:t>The 27-year-old actress, who is single and lives in the SoHo section of Manhattan, has hardly faced typecasting, nor has she gone Hollywood. She does not have a publicist. Next year, she says, she may break down and visit the West Coast.</w:t>
         <w:br/>
-        <w:t>"You have seen me in the these lands for 40 years, always maintaining the same principles," Mr. Cardenas, 66, said before an eager crowd of farm workers in straw cowboy hats jammed into the quaint square of this rural city. "I come to you exactly as I am, and I say exactly what I believe. I have never moved from my positions, because they represent the majority of the Mexican people."</w:t>
+        <w:t>The daughter of an Indian father and an English mother, Ms. Choudhury (pronounced CHOW-dur-y) was raised in Jamaica, Mexico and Italy. She studied economics at Queens University in Ontario, then, after some resistance on the part of her father, a biologist with the United Nations ("He thought I was having a breakdown"), she switched to movie making. Armed with a degree in film studies, she went to Italy to look for work, then headed for London, where she got a job editing a travel guide to Italy.</w:t>
         <w:br/>
-        <w:t>Mr. Cardenas made his first presidential run in 1988, after he had defected as a reformist rebel from the PRI and had generated a wildfire popular movement against its corruption. Many Mexicans say they believe that Mr. Cardenas really won that election but that PRI vote-rigging stole it from him in favor of Carlos Salinas de Gortari.</w:t>
+        <w:t>She began modeling part time, and as a lark, she auditioned for "Mississippi Masala." Mira Nair, the director, had been searching for someone who could evoke Mina's demure yet wild spirit (and hold her own with the co-star Denzel Washington).</w:t>
         <w:br/>
-        <w:t>In 1994, Mr. Cardenas placed a lackluster third. But three years later, he became the first opposition mayor of Mexico City, the post he left for his current effort.</w:t>
+        <w:t>"I had asked a casting director to scour England for me," Ms. Nair recalls, "and among the photographs was one bent-out-of-shape, torn, out-of-focus picture of this woman who did not want to be photographed. She scowled into the camera, and she had these luscious lips and this massive hair. I was riveted."</w:t>
         <w:br/>
-        <w:t>In that first presidential race, Mr. Cardenas discovered his style as an anticandidate, and he has been running that since then. He distrusts television and hesitates, against advisers' pleas, to shape his campaign to feed its habits. Late at night, long after the newscasts, he holds teeming rallies. He is the opposite of telegenic, because his demeanor is formal and his natural expression is a furious frown. While Mr. Fox and Mr. Labastida rushed in early to fill the airwaves with trendy commercials, Mr. Cardenas moved only recently to produce modern-toned spots.</w:t>
+        <w:t>When Ms. Choudhury arrived to audition, Ms. Nair says, "I immediately saw in her a combination of intelligence, fearlessness and this sexuality she just couldn't help exuding."</w:t>
         <w:br/>
-        <w:t>"Political ads can't govern Mexico!" he railed in one speech.</w:t>
+        <w:t>The fearlessness evaporated when Ms. Choudhury met Mr. Washington, who had just won an Oscar for best supporting actor for his role in "Glory." "The first time we met, I was so shy," she says. "I just sat there while he and Mira talked. I was so worried about him thinking, 'Who is this girl?' " At the beginning, she says, "I was nervous, and he let me play with that. He never made me feel like, "I'm not working with this.' "</w:t>
         <w:br/>
-        <w:t>Nevertheless, it was television that gave him the recent lift. Mr. Cardenas was the moderator of a testy spontaneous encounter among himself, Mr. Fox and Mr. Labastida last month that was carried live nationwide for more than two hours. Mr. Cardenas won the argument, about whether to hold a formal televised debate, and cracked several jokes at Mr. Fox's expense, the first time that Mexicans could recall him being funny in public.</w:t>
+        <w:t>Although her performance was widely praised by critics, the actress felt she needed to begin again. "It was hard for me," she says, "because even though I'd done a film, I was just learning how to audition. And people didn't know what I'd be right for." Her three new roles followed months of reading, she says, "for anything."</w:t>
         <w:br/>
-        <w:t>When the three candidates finally met to debate on May 25, Mr. Cardenas gave another spirited performance that further helped him in the polls.</w:t>
+        <w:t>After "Masala," Ms. Choudhury was eager to work with people like herself, or, as she puts it, "people my age and not famous." She read the script for "Wild West" and lied about her singing ability to get the part.</w:t>
         <w:br/>
-        <w:t>A poll on June 5 by the newspaper Reforma showed Mr. Cardenas favored by 17 percent of voters, up from 12 percent in April. Several polls show Mr. Fox and Mr. Labastida tied around 40 percent.</w:t>
+        <w:t>"Who knew she could sing?" asked Ms. Nair, who has seen a trailer for the film. The fact is she can't, at least not well enough to be heard in the movie. The director, David Attwood, had the songs dubbed using the voice of the singer Rebecca Price.</w:t>
         <w:br/>
-        <w:t>On the road, Mr. Cardenas defends leftist convictions that have done little to build his popularity. During three days of whistlestops in Michoacan, an agricultural state here in central Mexico, he called repeatedly for the release of jailed student strikers from the national university, saying they were political prisoners. But Mexicans, especially the working class, were outspoken in their disapproval of the strike, which paralyzed the most important public university for nine months.</w:t>
+        <w:t>In "House of the Spirits," she will again appear with someone who is distinctly not her age and is indeed famous, Mr. Irons. The larger challenge, though, has been to understand the mind-set of Chileans in the 1920's. "In that era, the working class was raped by the upper class, and your mother would tell you, 'Shut up, have the baby, and don't cause trouble, because I'll lose my job,' " she says in disbelief. She was also eager that the rape scene be shot so as "to show the violence, because it's not supposed to be erotic."</w:t>
         <w:br/>
-        <w:t>Although opinion surveys show that crime is a burning issue, Mr. Cardenas pledged to disband a new federal police force created to confront the problem, calling it a repressive unit.</w:t>
-        <w:br/>
-        <w:t>Nevertheless, Michoacan villagers by the thousands poured out to hear him and gathered in unscheduled rallies along his route, blocking the road to make him stop and visit. His followers are devoted less to his positions than to his persona, as the son of Lazaro Cardenas, a beloved president in the 1930's who was from Michoacan; as the standardbearer for the faltering welfare state; as a politician who has long battled the PRI; and as a man who does not cut his suit to fit political fashion.</w:t>
-        <w:br/>
-        <w:t>"He does what he says," said Rafaela Vazquez de Herrera, 60, a farm woman who prepared a beef stew for the candidate's lunch. "He sees a poor person who is down and lifts him up."</w:t>
-        <w:br/>
-        <w:t>In one town, the crowd lifted him on to a dappled gray walking horse and marched behind him through the streets. In another, fans jammed a square in the shadow of a mighty statue of his father to chant: "Down with the system! Throw out the PRI!"</w:t>
-        <w:br/>
-        <w:t>In a passionate speech in Uruapan (pronounced oor-WAH-pan), Mr. Cardenas ruled out renouncing his candidacy at the last minute or making any other effort to help Mr. Fox, who represents the right-of-center National Action Party. After a volley of attacks he had aimed at Mr. Fox days earlier, his exasperated opponent accused Mr. Cardenas of "betraying himself and many Mexicans who believed in him," and even disparaged Mr. Cardenas's mother, a breach of etiquette that signaled a permanent break between the men.</w:t>
-        <w:br/>
-        <w:t>The rift has caused a painful dilemma for Mexicans who are fed up with the PRI, especially those on the left. Mr. Fox's strategists have appealed for their support, arguing that a vote for Mr. Cardenas is tantamount to a vote for the PRI.</w:t>
-        <w:br/>
-        <w:t>Some experts contend that Mr. Cardenas does not grasp the damage that he is causing for the opposition's larger anti-PRI cause.</w:t>
-        <w:br/>
-        <w:t>"He felt the experience of winning in 1988, and it traumatized him," said a political expert, Jose Antonio Crespo. "He is stuck. He has not been able to measure the enormous changes in Mexico since then."</w:t>
-        <w:br/>
-        <w:t>But Mr. Cardenas said he has no fear that history will judge him harshly as having deprived the opposition of its best chance to unseat the world's longest-governing party. His first concern, he insisted, is to build the base of his own Democratic Revolutionary Party. And although Mr. Fox is conducting his campaign as an assault on the PRI, Mr. Cardenas does not say Mr. Fox is really different from the governing party.</w:t>
-        <w:br/>
-        <w:t>"If you tell me that Vicente Fox is the opposition," Mr. Cardenas said in an interview, "I will say you are wrong."</w:t>
-        <w:br/>
-        <w:t>Along the trail, some voters said they admired Mr. Cardenas's steadfastness, but felt that his moment was past.</w:t>
-        <w:br/>
-        <w:t>"We want a change of power," said Dr. Rodolfo Robledo Montes, a physician who was curious to see Mr. Cardenas, but thought that he would vote for Mr. Fox. "I admire his principles. But I feel that time has left him behind." Mr. Cardenas maintains that he is timeless. "Mexico changes," he said. "Campaigns change. But I don't change. I am always the same."</w:t>
-        <w:br/>
-        <w:br/>
-        <w:t>Accord on Monitoring Vote</w:t>
-        <w:br/>
-        <w:t xml:space="preserve"> (By The New York Times), MEXICO CITY, June 16 -- The two leading opposition candidates for the presidency, Vicente Fox Quesada and Cuauhtemoc Cardenas, joined today in a pact to defend the balloting on July 2 against fraud. They agreed that their parties would work together to monitor the voting and report vote buying.</w:t>
-        <w:br/>
-        <w:br/>
-        <w:t>http://www.nytimes.com</w:t>
+        <w:t>"It was really hard to play a woman who is not resisting that much," she added. "I mean, I'm from the 90's, and I just wanted to kick him!"</w:t>
         <w:br/>
         <w:br/>
         <w:t>Graphic</w:t>
@@ -115,11 +87,7 @@
         <w:br/>
         <w:t xml:space="preserve"> </w:t>
         <w:br/>
-        <w:t>Photo: Cuauhtemoc Cardenas, center, tenaciously riding his bus from village to village, arriving in a small town, Atunez, for a rally. Mr. Cardenas, running as the anticandidate, has disdained using his kingmaking powers. (Wesley Bocxe/Liaison, for The New York Times)</w:t>
-        <w:br/>
-        <w:t xml:space="preserve"> </w:t>
-        <w:br/>
-        <w:t>Map of Mexico shows the location of Uruapan: Cuauhtemoc Cardenas spoke to eager farm workers in Uruapan.</w:t>
+        <w:t>Photo: Ronny Jhutti, left, Naveen Andrews and Sarita Choudhury in "Wild West" -- One of three new movies for the actress. (Graham Attwood/Samuel Goldwyn)</w:t>
       </w:r>
     </w:p>
     <w:sectPr>

--- a/example_articles/countries/Chile/1.countries_Chile_New_York_Times.docx
+++ b/example_articles/countries/Chile/1.countries_Chile_New_York_Times.docx
@@ -7,9 +7,7 @@
         <w:pStyle w:val="Heading1"/>
       </w:pPr>
       <w:r>
-        <w:t>FILM;</w:t>
-        <w:br/>
-        <w:t>Wanted: Actress to Play Pakistani, Chilean or Indian</w:t>
+        <w:t>CHILEAN CHURCH IN THE FOREFRONT OF POLITICS</w:t>
       </w:r>
     </w:p>
     <w:p>
@@ -19,17 +17,17 @@
     </w:p>
     <w:p>
       <w:r>
-        <w:t>Date: 1993-10-31</w:t>
+        <w:t>Date: 1985-09-01</w:t>
       </w:r>
     </w:p>
     <w:p>
       <w:r>
-        <w:t>Section: Section 2;; Section 2; Page 28; Column 1; Arts &amp; Leisure Desk; Column 1;; Biography</w:t>
+        <w:t>Section: Section 4; Page 3, Column 2; Week in Review Desk</w:t>
       </w:r>
     </w:p>
     <w:p>
       <w:r>
-        <w:t>Source file: NYT/29.DOCX</w:t>
+        <w:t>Source file: NYT/41.DOCX</w:t>
       </w:r>
     </w:p>
     <w:p>
@@ -51,35 +49,27 @@
     </w:p>
     <w:p>
       <w:r>
-        <w:t>Sarita Choudhury is decked out in navy warm-up pants, a tatty blue T-shirt and worn Army boots -- all topped by a leonine mane of unbrushed hair. She appears worlds away from the traditional, sari-wearing Mina, the character she played in her first film, "Mississippi Masala." But after ordering a cappuccino at a restaurant in Greenwich Village and lighting up the first of several Marlboros, it becomes apparent that Ms. Choudhury has at least one thing in common with her fictional counterpart.</w:t>
+        <w:t>When President Augusto Pinochet lifted the state of siege two months ago, the opposition magazines immediately resumed publication. Their covers, however, did not feature outlawed political leaders, but people who figure prominently in General Pinochet's most consistent opposition force, the Roman Catholic Church.</w:t>
         <w:br/>
-        <w:t>"Don't write how much I smoke," she says in a throaty baritone. "My parents will kill me!"</w:t>
+        <w:t>Last week, the church showed how influential it is in politics by promoting the first multiparty agreement on the steps needed to end military rule. The accord, largely the work of Juan Francisco Cardinal Fresno, Archbishop of Santiago, was signed by 11 right-wing, centrist and leftist parties. It set no schedule, but called for legislation for direct presidental and congressional elections. To gain the support of the armed forces, it ruled out putting military officers on trial for political crimes.</w:t>
         <w:br/>
-        <w:t>Despite the success of the 1992 film "Mississippi Masala," the interracial love story between a rural black man and an Indian woman that became an unexpected art-house hit, Ms. Choudhury has started her acting career over again, at the bottom. Although she has parts in three forthcoming films, either the movies are small and idiosyncratic or her part is minor.</w:t>
+        <w:t>General Pinochet's Government has yet to respond to the new accord. Cardinal Fresno invited the political parties to meet several months ago when it seemed they were almost as unhappy with one another as they were with the Government. Under the slow, steady tutelage of the church leader, the parties eventually began drafting and debating the joint statement. Up until now, complained Sergio Bittar, a leader of the Socialist Party, they only had been able to agree ''to disagree.'' Genero Arriagada, a leader of the Christian Democratic Party, said the accord was negotiated by the parties, but the church ''gave us the meeting table.'' This, he said, was ''essential.''</w:t>
         <w:br/>
-        <w:t>In "Wild West," which opens on Friday, she appears as a Pakistani woman fleeing her abusive husband. The woman becomes a singer for three Pakistani brothers who seek success as country-and-western stars in London. In a forthcoming screen adaptation of "House of the Spirits," Isabel Allende's 1985 novel about a Chilean family, Ms. Choudhury has a small part as a working-class woman who is raped by an aristocratic landowner (Jeremy Irons); the film, directed by Bille August, opens early next year. In "Fresh Kill," a low-budget apocalyptic fable awaiting a distributor, she plays an Indian lesbian raising a black child with her white partner.</w:t>
+        <w:t>The only major group excluded was the Communist Party. The exclusion was an example of how careful church leaders have been to avoid issues that would doom a project to failure, political leaders said. Until last week, the parties had been unable to agree partly because of their different attitudes toward the Communists. Although the opposition unanimously rejects Communist support of violence, some are unwilling to rule out future agreements with a party that represents about 16 percent of the vote.</w:t>
         <w:br/>
-        <w:t>The 27-year-old actress, who is single and lives in the SoHo section of Manhattan, has hardly faced typecasting, nor has she gone Hollywood. She does not have a publicist. Next year, she says, she may break down and visit the West Coast.</w:t>
+        <w:t>The church's ability to finesse such divisive issues has resulted in public acclaim for its leaders far in excess of anything the political opposition enjoys. ''You know, the only one who could beat Pinochet in an election now would be a bishop,'' said a lawyer, who added he would have nothing to do with any of the opposition's leaders. Representatives from the United States Congress or State Department who visit Chile leave with the same impression of the church's stature.</w:t>
         <w:br/>
-        <w:t>The daughter of an Indian father and an English mother, Ms. Choudhury (pronounced CHOW-dur-y) was raised in Jamaica, Mexico and Italy. She studied economics at Queens University in Ontario, then, after some resistance on the part of her father, a biologist with the United Nations ("He thought I was having a breakdown"), she switched to movie making. Armed with a degree in film studies, she went to Italy to look for work, then headed for London, where she got a job editing a travel guide to Italy.</w:t>
+        <w:t xml:space="preserve"> </w:t>
         <w:br/>
-        <w:t>She began modeling part time, and as a lark, she auditioned for "Mississippi Masala." Mira Nair, the director, had been searching for someone who could evoke Mina's demure yet wild spirit (and hold her own with the co-star Denzel Washington).</w:t>
+        <w:t>Neighborhood Strength</w:t>
         <w:br/>
-        <w:t>"I had asked a casting director to scour England for me," Ms. Nair recalls, "and among the photographs was one bent-out-of-shape, torn, out-of-focus picture of this woman who did not want to be photographed. She scowled into the camera, and she had these luscious lips and this massive hair. I was riveted."</w:t>
+        <w:t>The popularity of the church is as strong in the affluent Santiago neighborhoods as in the poor ones. In the poor sections, the church is the only active community force. It supports a soup kitchen, and youth and adult groups. The parish priests denounce violence and are unafraid to face up to hostile police forces. Last year, when policemen pointed their automatic rifles at a group of young people in La Victoria, a working-class neighborhood, the Rev. Pierre Du Bois put himself between the police and his parishioners.</w:t>
         <w:br/>
-        <w:t>When Ms. Choudhury arrived to audition, Ms. Nair says, "I immediately saw in her a combination of intelligence, fearlessness and this sexuality she just couldn't help exuding."</w:t>
+        <w:t>''It is the only institution that is organized in these neighborhoods,'' said the Rev. Patricio Rojas, a priest in Puente Alto, who added that this degree of organization makes it officially suspect.</w:t>
         <w:br/>
-        <w:t>The fearlessness evaporated when Ms. Choudhury met Mr. Washington, who had just won an Oscar for best supporting actor for his role in "Glory." "The first time we met, I was so shy," she says. "I just sat there while he and Mira talked. I was so worried about him thinking, 'Who is this girl?' " At the beginning, she says, "I was nervous, and he let me play with that. He never made me feel like, "I'm not working with this.' "</w:t>
+        <w:t>The church's human rights office, the Vicariate of Solidarity, acts as a virtual legal swat team to keep on top of the numerous political arrests and occasional political murders. In the case of three Communists who were murdered in March, the church assigned lawyers to help Judge Jose Canovas Robles, the special prosecutor. When there is a day of protest or problems arise in the communities, it is the vicariate that usually receives the news first and a lawyer is dispatched to begin legal proceedings for the victims' release. Carlos Fresno, one of the lawyers, said that although they were unsuccessful most of the time, they continued to act as a balancing force to the Government's harsh methods.</w:t>
         <w:br/>
-        <w:t>Although her performance was widely praised by critics, the actress felt she needed to begin again. "It was hard for me," she says, "because even though I'd done a film, I was just learning how to audition. And people didn't know what I'd be right for." Her three new roles followed months of reading, she says, "for anything."</w:t>
-        <w:br/>
-        <w:t>After "Masala," Ms. Choudhury was eager to work with people like herself, or, as she puts it, "people my age and not famous." She read the script for "Wild West" and lied about her singing ability to get the part.</w:t>
-        <w:br/>
-        <w:t>"Who knew she could sing?" asked Ms. Nair, who has seen a trailer for the film. The fact is she can't, at least not well enough to be heard in the movie. The director, David Attwood, had the songs dubbed using the voice of the singer Rebecca Price.</w:t>
-        <w:br/>
-        <w:t>In "House of the Spirits," she will again appear with someone who is distinctly not her age and is indeed famous, Mr. Irons. The larger challenge, though, has been to understand the mind-set of Chileans in the 1920's. "In that era, the working class was raped by the upper class, and your mother would tell you, 'Shut up, have the baby, and don't cause trouble, because I'll lose my job,' " she says in disbelief. She was also eager that the rape scene be shot so as "to show the violence, because it's not supposed to be erotic."</w:t>
-        <w:br/>
-        <w:t>"It was really hard to play a woman who is not resisting that much," she added. "I mean, I'm from the 90's, and I just wanted to kick him!"</w:t>
+        <w:t>Such exposure has also made the church a direct target. In the last five months, more than 20 young people associated with the church's neighborhood social action groups have been kidnapped and tortured, according to church sources. Churchmen have asked the Government to appoint a special investigator to look into the incidents, which some priests believe have been provoked by the Government's unhappiness with Cardinal Fresno's ''national reconciliation'' initiative.</w:t>
         <w:br/>
         <w:br/>
         <w:t>Graphic</w:t>
@@ -87,7 +77,7 @@
         <w:br/>
         <w:t xml:space="preserve"> </w:t>
         <w:br/>
-        <w:t>Photo: Ronny Jhutti, left, Naveen Andrews and Sarita Choudhury in "Wild West" -- One of three new movies for the actress. (Graham Attwood/Samuel Goldwyn)</w:t>
+        <w:t>Photo of Juan Francisco Cardinal Fresno</w:t>
       </w:r>
     </w:p>
     <w:sectPr>

--- a/example_articles/countries/Chile/1.countries_Chile_New_York_Times.docx
+++ b/example_articles/countries/Chile/1.countries_Chile_New_York_Times.docx
@@ -7,7 +7,7 @@
         <w:pStyle w:val="Heading1"/>
       </w:pPr>
       <w:r>
-        <w:t>CHILEAN CHURCH IN THE FOREFRONT OF POLITICS</w:t>
+        <w:t>Three Composers on the Necessity and Pitfalls of Political Music</w:t>
       </w:r>
     </w:p>
     <w:p>
@@ -17,17 +17,17 @@
     </w:p>
     <w:p>
       <w:r>
-        <w:t>Date: 1985-09-01</w:t>
+        <w:t>Date: 2017-11-10</w:t>
       </w:r>
     </w:p>
     <w:p>
       <w:r>
-        <w:t>Section: Section 4; Page 3, Column 2; Week in Review Desk</w:t>
+        <w:t>Section: ARTS; music</w:t>
       </w:r>
     </w:p>
     <w:p>
       <w:r>
-        <w:t>Source file: NYT/41.DOCX</w:t>
+        <w:t>Source file: NYT/26.DOCX</w:t>
       </w:r>
     </w:p>
     <w:p>
@@ -49,35 +49,73 @@
     </w:p>
     <w:p>
       <w:r>
-        <w:t>When President Augusto Pinochet lifted the state of siege two months ago, the opposition magazines immediately resumed publication. Their covers, however, did not feature outlawed political leaders, but people who figure prominently in General Pinochet's most consistent opposition force, the Roman Catholic Church.</w:t>
+        <w:t>When classical music composers get political, they often do it at the risk of preaching to the proverbial choir.</w:t>
         <w:br/>
-        <w:t>Last week, the church showed how influential it is in politics by promoting the first multiparty agreement on the steps needed to end military rule. The accord, largely the work of Juan Francisco Cardinal Fresno, Archbishop of Santiago, was signed by 11 right-wing, centrist and leftist parties. It set no schedule, but called for legislation for direct presidental and congressional elections. To gain the support of the armed forces, it ruled out putting military officers on trial for political crimes.</w:t>
+        <w:t>That is especially a danger in a bubble like the Institute for Advanced Study, a picturesque academic utopia in Princeton, N.J., where on Friday and Saturday the chamber choir the Crossing will perform choral works that tap into issues like sexual consent, homelessness and nationalism.</w:t>
         <w:br/>
-        <w:t>General Pinochet's Government has yet to respond to the new accord. Cardinal Fresno invited the political parties to meet several months ago when it seemed they were almost as unhappy with one another as they were with the Government. Under the slow, steady tutelage of the church leader, the parties eventually began drafting and debating the joint statement. Up until now, complained Sergio Bittar, a leader of the Socialist Party, they only had been able to agree ''to disagree.'' Genero Arriagada, a leader of the Christian Democratic Party, said the accord was negotiated by the parties, but the church ''gave us the meeting table.'' This, he said, was ''essential.''</w:t>
+        <w:t>The concert, with what the institute bills as "politically thoughtful" pieces by David Lang, Caroline Shaw and Ted Hearne, was organized by Mr. Lang, the institute's artist in residence, who acknowledged that political music comes with its share of pitfalls.</w:t>
         <w:br/>
-        <w:t>The only major group excluded was the Communist Party. The exclusion was an example of how careful church leaders have been to avoid issues that would doom a project to failure, political leaders said. Until last week, the parties had been unable to agree partly because of their different attitudes toward the Communists. Although the opposition unanimously rejects Communist support of violence, some are unwilling to rule out future agreements with a party that represents about 16 percent of the vote.</w:t>
+        <w:t>"One of the problems that I've always thought about it is that the people who go see music probably are not the people whose minds need to be changed," he said.</w:t>
         <w:br/>
-        <w:t>The church's ability to finesse such divisive issues has resulted in public acclaim for its leaders far in excess of anything the political opposition enjoys. ''You know, the only one who could beat Pinochet in an election now would be a bishop,'' said a lawyer, who added he would have nothing to do with any of the opposition's leaders. Representatives from the United States Congress or State Department who visit Chile leave with the same impression of the church's stature.</w:t>
+        <w:t>Mr. Lang pointed to another piece he recently programmed at the institute: Frederic Rzewski's "The People United Will Never Be Defeated!," an intensely political set of variations based on a Chilean anthem to rally the working class.</w:t>
         <w:br/>
-        <w:t xml:space="preserve"> </w:t>
+        <w:t>"It's amazing and very powerful, but it galvanizes the opinions of people in the audience who already agree with it," Mr. Lang said of the piece. "And chances are the people who wouldn't agree with it are not in the audience."</w:t>
         <w:br/>
-        <w:t>Neighborhood Strength</w:t>
+        <w:t>But three works the Crossing will perform this weekend are different, Mr. Lang said, in particular because of their subtlety and deeply personal nature.</w:t>
         <w:br/>
-        <w:t>The popularity of the church is as strong in the affluent Santiago neighborhoods as in the poor ones. In the poor sections, the church is the only active community force. It supports a soup kitchen, and youth and adult groups. The parish priests denounce violence and are unafraid to face up to hostile police forces. Last year, when policemen pointed their automatic rifles at a group of young people in La Victoria, a working-class neighborhood, the Rev. Pierre Du Bois put himself between the police and his parishioners.</w:t>
+        <w:t>[Video: Consent Watch on YouTube.]</w:t>
         <w:br/>
-        <w:t>''It is the only institution that is organized in these neighborhoods,'' said the Rev. Patricio Rojas, a priest in Puente Alto, who added that this degree of organization makes it officially suspect.</w:t>
+        <w:t>The text for Mr. Hearne's piece "Consent," for example, quotes old love letters he has written, as well as text messages that were used in the            Steubenville rape case of 2013. An unsettling suite by Mr. Lang, "           the national anthems," repurposes anthem lyrics to reveal how, he said, "our civilization is very fragile, and we are terrified of losing it."</w:t>
         <w:br/>
-        <w:t>The church's human rights office, the Vicariate of Solidarity, acts as a virtual legal swat team to keep on top of the numerous political arrests and occasional political murders. In the case of three Communists who were murdered in March, the church assigned lawyers to help Judge Jose Canovas Robles, the special prosecutor. When there is a day of protest or problems arise in the communities, it is the vicariate that usually receives the news first and a lawyer is dispatched to begin legal proceedings for the victims' release. Carlos Fresno, one of the lawyers, said that although they were unsuccessful most of the time, they continued to act as a balancing force to the Government's harsh methods.</w:t>
+        <w:t>[Video: The National Anthems: our land with peace Watch on YouTube.]</w:t>
         <w:br/>
-        <w:t>Such exposure has also made the church a direct target. In the last five months, more than 20 young people associated with the church's neighborhood social action groups have been kidnapped and tortured, according to church sources. Churchmen have asked the Government to appoint a special investigator to look into the incidents, which some priests believe have been provoked by the Government's unhappiness with Cardinal Fresno's ''national reconciliation'' initiative.</w:t>
+        <w:t>And Ms. Shaw's work "To the Hands" contains a movement of spoken numerical figures — data about displaced people around the world — over a solo instrument's arpeggios that oscillate between beautiful order and unnerving dissonance.</w:t>
         <w:br/>
+        <w:t>[Video: To the Hands: No. 5. Litany of the Displaced Watch on YouTube.]</w:t>
         <w:br/>
-        <w:t>Graphic</w:t>
+        <w:t>"It's just a sort of gentle smearing of something that is otherwise comfortable, and over time the repetition is really insidious and potent," said Ms. Shaw, who made the piece's parts available for free online with the note that any performance should come with "rigorous solicitation of donations for those without homes (locally and globally)."</w:t>
         <w:br/>
+        <w:t>In a round-table interview, the composers discussed how they approach political music, and whether musicians even have the right to engage in hot-button issues of the day. These are edited excerpts from the conversation.</w:t>
         <w:br/>
-        <w:t xml:space="preserve"> </w:t>
+        <w:t xml:space="preserve">You write a piece of political music, then it's performed. What comes next? </w:t>
         <w:br/>
-        <w:t>Photo of Juan Francisco Cardinal Fresno</w:t>
+        <w:t>DAVID LANG I have my piece "the little match girl passion," which is about whether people pay attention to homelessness and the suffering of those around us. People frequently use this piece to raise money. One of our jobs is to raise these issues and make these pieces be useful, but the truth is that the amount of money someone can make off a piece of contemporary music is probably pretty tiny compared to the problems of the world. A real point of these pieces is for us to figure out how to be better citizens. An entire community of people may have their minds on this issue, and then go out and change their communities.</w:t>
+        <w:br/>
+        <w:t>TED HEARNE I totally agree. Using that particular piece to raise money is almost beside the point, I think.</w:t>
+        <w:br/>
+        <w:t>What right do composers have to write about things like consent and the refugee crisis?</w:t>
+        <w:br/>
+        <w:t>LANG I think all three of our pieces are about us examining how we feel about these topics. This authenticity question is a really interesting question for me. I think a lot of these issues of people figuring out who has the right to speak are important, and I agree there are some issues where the right to speak is really central to the issue of who actually gets to speak. But the other side of that problem, for me, is that some of these problems are so pervasive in our society that they're going to need every single person to commit themselves to solving them in order to get addressed.</w:t>
+        <w:br/>
+        <w:t>CAROLINE SHAW I'm not sure I can say that I should or that I can present work that's meaningful and deeply engages with issues. But I want to try, and I have to keep trying. And I think there's something about engaging with political issues specifically in choral music because it's a very community-oriented art. There is, or at least there used to be, a really great tradition of community choirs around the world. You can write something that people sing together and talk about with each other, and that's where the conversations have to start.</w:t>
+        <w:br/>
+        <w:t>HEARNE I would never try to pretend that I'm not a white man. That's a part of my identity, so examining that through my work is something that is necessary for me to do to try to get a better understanding of how to live in the world. I think that anybody doing that is valuable. Pretending to speak for somebody who had a completely different experience from you is a different thing.</w:t>
+        <w:br/>
+        <w:t>What makes political music successful?</w:t>
+        <w:br/>
+        <w:t>LANG It's very hard to have a kind of music that changes someone's mind without really noticing it. A really incredible piece of art about politics is "The Threepenny Opera." No one is a good character, and no one tells you what to think. It's this disturbing situation that's also really enjoyable with music. The social message is something you have to decode, maybe weeks later as you think about it or sing the songs to yourself.</w:t>
+        <w:br/>
+        <w:t>[Video: How To Survive (The Threepenny Opera/1954 Original Broadway Cast/Remastered) Watch on YouTube.]</w:t>
+        <w:br/>
+        <w:t>HEARNE I love "Threepenny Opera." It's very inspirational to me. It also has me thinking about ways an artist can use their work to create something that you couldn't imagine. That's a metaphor for what you can do in the world. When some formal idea is obliterated or when somebody samples a piece of music that has nothing to do with the genre, it creates this kind of chaos of reference or this juxtaposition that nobody could imagine. That is a political act.</w:t>
+        <w:br/>
+        <w:t>Are there any common mistakes in writing political music?</w:t>
+        <w:br/>
+        <w:t>LANG I never want anyone to think I am ordering them to do or feel something. There's a lot of music that we listen to in our lives that is very good at making us feel something whether we want to or not, like film music. But when I write a piece of music where I want to cry, I don't care where anybody else cries, and I don't want to order anyone to cry at a specific moment. I feel like that's a problem with political music.</w:t>
+        <w:br/>
+        <w:t>SHAW But there are artists where it is extremely important to be clear exactly what they think and they want you to think that way, like a lot of political hip-hop music. It's just not how I operate.</w:t>
+        <w:br/>
+        <w:t>HEARNE It shouldn't be obvious what you think. Or if it is, maybe dig deeper or don't write that piece.</w:t>
+        <w:br/>
+        <w:t>Follow Joshua Barone on Twitter: @joshbaroneThe CrossingFriday, Nov. 10, and Saturday, Nov. 11, at the Institute for Advanced Study, Princeton, N.J.; ias.edu</w:t>
+        <w:br/>
+        <w:t>PHOTOS: From left, David Lang, Caroline Shaw and Ted Hearne, whose politically minded music is being performed at the Institute for Advanced Study. (PHOTOGRAPHS BY PETER SERLING; KAIT MORENO; NATHAN LEE BUSH)</w:t>
+        <w:br/>
+        <w:t>Related Articles</w:t>
+        <w:br/>
+        <w:t>Watch 5 Moments When Classical Music Met Politics</w:t>
+        <w:br/>
+        <w:t>Venezuela's Government Cancels Another Gustavo Dudamel Tour</w:t>
       </w:r>
     </w:p>
     <w:sectPr>
